--- a/preview/docxs/38-ats-pure.docx
+++ b/preview/docxs/38-ats-pure.docx
@@ -499,7 +499,7 @@
         </w:rPr>
         <w:t xml:space="preserve">Demo: </w:t>
       </w:r>
-      <w:hyperlink w:history="1" r:id="rIdh-96cy39l4djokvazk2zm">
+      <w:hyperlink w:history="1" r:id="rId_d0gh-q4igepqeftxhnss">
         <w:r>
           <w:rPr>
             <w:color w:val="1a1a1a"/>
@@ -527,7 +527,7 @@
         </w:rPr>
         <w:t xml:space="preserve">Code: </w:t>
       </w:r>
-      <w:hyperlink w:history="1" r:id="rIdukxqmttzbcjaekcm8h-to">
+      <w:hyperlink w:history="1" r:id="rIddpmdvvvu86qq6tql4mqkk">
         <w:r>
           <w:rPr>
             <w:color w:val="1a1a1a"/>
@@ -617,7 +617,7 @@
         </w:rPr>
         <w:t xml:space="preserve">Demo: </w:t>
       </w:r>
-      <w:hyperlink w:history="1" r:id="rIdt610d6jo5esousfpjzepd">
+      <w:hyperlink w:history="1" r:id="rIdp1wrelo2cj8ixlmf_chq4">
         <w:r>
           <w:rPr>
             <w:color w:val="1a1a1a"/>
@@ -1036,7 +1036,7 @@
         </w:rPr>
         <w:t xml:space="preserve">Portfolio: </w:t>
       </w:r>
-      <w:hyperlink w:history="1" r:id="rIdn_ejtuv8u74qlee1efkrr">
+      <w:hyperlink w:history="1" r:id="rIdyplbatxppdjvkib9nsor9">
         <w:r>
           <w:rPr>
             <w:color w:val="1a1a1a"/>
